--- a/docs/4/S3/Corrigé 2.docx
+++ b/docs/4/S3/Corrigé 2.docx
@@ -175,18 +175,7 @@
                 <w:iCs/>
                 <w:color w:val="000000" w:themeColor="text1"/>
               </w:rPr>
-              <w:t>|</w:t>
-            </w:r>
-            <w:r>
-              <w:rPr>
-                <w:rFonts w:eastAsia="Calibri Light" w:cstheme="minorHAnsi"/>
-                <w:b/>
-                <w:bCs/>
-                <w:i/>
-                <w:iCs/>
-                <w:color w:val="000000" w:themeColor="text1"/>
-              </w:rPr>
-              <w:t>4e</w:t>
+              <w:t>|4e</w:t>
             </w:r>
           </w:p>
           <w:p>
@@ -543,9 +532,12 @@
                 <w:bCs/>
                 <w:color w:val="000000" w:themeColor="text1"/>
               </w:rPr>
-              <w:t xml:space="preserve">Notation scientifique _____ / </w:t>
-            </w:r>
-            <w:r>
+              <w:t>Notation scientifique _____ / 6</w:t>
+            </w:r>
+          </w:p>
+          <w:p>
+            <w:pPr>
+              <w:spacing w:line="360" w:lineRule="auto"/>
               <w:rPr>
                 <w:rStyle w:val="normaltextrun"/>
                 <w:rFonts w:eastAsia="Calibri Light" w:cstheme="minorHAnsi"/>
@@ -553,12 +545,8 @@
                 <w:bCs/>
                 <w:color w:val="000000" w:themeColor="text1"/>
               </w:rPr>
-              <w:t>6</w:t>
-            </w:r>
-          </w:p>
-          <w:p>
-            <w:pPr>
-              <w:spacing w:line="360" w:lineRule="auto"/>
+            </w:pPr>
+            <w:r>
               <w:rPr>
                 <w:rStyle w:val="normaltextrun"/>
                 <w:rFonts w:eastAsia="Calibri Light" w:cstheme="minorHAnsi"/>
@@ -566,26 +554,7 @@
                 <w:bCs/>
                 <w:color w:val="000000" w:themeColor="text1"/>
               </w:rPr>
-            </w:pPr>
-            <w:r>
-              <w:rPr>
-                <w:rStyle w:val="normaltextrun"/>
-                <w:rFonts w:eastAsia="Calibri Light" w:cstheme="minorHAnsi"/>
-                <w:b/>
-                <w:bCs/>
-                <w:color w:val="000000" w:themeColor="text1"/>
-              </w:rPr>
-              <w:t xml:space="preserve">Chiffre significatif ______ / </w:t>
-            </w:r>
-            <w:r>
-              <w:rPr>
-                <w:rStyle w:val="normaltextrun"/>
-                <w:rFonts w:eastAsia="Calibri Light" w:cstheme="minorHAnsi"/>
-                <w:b/>
-                <w:bCs/>
-                <w:color w:val="000000" w:themeColor="text1"/>
-              </w:rPr>
-              <w:t>4</w:t>
+              <w:t>Chiffre significatif ______ / 4</w:t>
             </w:r>
           </w:p>
           <w:p>
@@ -1040,15 +1009,6 @@
           <w:lang w:val="fr"/>
         </w:rPr>
         <w:tab/>
-      </w:r>
-      <w:r>
-        <w:rPr>
-          <w:rFonts w:ascii="Arial" w:eastAsia="Arial" w:hAnsi="Arial" w:cs="Arial"/>
-          <w:b/>
-          <w:bCs/>
-          <w:color w:val="000000" w:themeColor="text1"/>
-          <w:lang w:val="fr"/>
-        </w:rPr>
         <w:t xml:space="preserve"> </w:t>
       </w:r>
       <w:r>
@@ -1069,37 +1029,7 @@
           <w:color w:val="000000" w:themeColor="text1"/>
           <w:lang w:val="fr"/>
         </w:rPr>
-        <w:t xml:space="preserve">          4 questions</w:t>
-      </w:r>
-      <w:r>
-        <w:rPr>
-          <w:rFonts w:ascii="Arial" w:eastAsia="Arial" w:hAnsi="Arial" w:cs="Arial"/>
-          <w:b/>
-          <w:bCs/>
-          <w:color w:val="000000" w:themeColor="text1"/>
-          <w:lang w:val="fr"/>
-        </w:rPr>
-        <w:t>, 1</w:t>
-      </w:r>
-      <w:r>
-        <w:rPr>
-          <w:rFonts w:ascii="Arial" w:eastAsia="Arial" w:hAnsi="Arial" w:cs="Arial"/>
-          <w:b/>
-          <w:bCs/>
-          <w:color w:val="000000" w:themeColor="text1"/>
-          <w:lang w:val="fr"/>
-        </w:rPr>
-        <w:t xml:space="preserve">,25 </w:t>
-      </w:r>
-      <w:r>
-        <w:rPr>
-          <w:rFonts w:ascii="Arial" w:eastAsia="Arial" w:hAnsi="Arial" w:cs="Arial"/>
-          <w:b/>
-          <w:bCs/>
-          <w:color w:val="000000" w:themeColor="text1"/>
-          <w:lang w:val="fr"/>
-        </w:rPr>
-        <w:t>points par la bonne réponse</w:t>
+        <w:t xml:space="preserve">          4 questions, 1,25 points par la bonne réponse</w:t>
       </w:r>
     </w:p>
     <w:tbl>
@@ -1519,15 +1449,7 @@
                 <w:color w:val="000000" w:themeColor="text1"/>
                 <w:lang w:val="fr"/>
               </w:rPr>
-              <w:t>Une</w:t>
-            </w:r>
-            <w:r>
-              <w:rPr>
-                <w:rFonts w:ascii="Arial" w:eastAsia="Arial Nova" w:hAnsi="Arial" w:cs="Arial"/>
-                <w:color w:val="000000" w:themeColor="text1"/>
-                <w:lang w:val="fr"/>
-              </w:rPr>
-              <w:t xml:space="preserve"> pièce a un diamètre de 1,5 cm et une hauteur de 1</w:t>
+              <w:t>Une pièce a un diamètre de 1,5 cm et une hauteur de 1</w:t>
             </w:r>
             <w:r>
               <w:rPr>
@@ -2219,55 +2141,7 @@
                 <w:color w:val="000000" w:themeColor="text1"/>
                 <w:lang w:val="fr"/>
               </w:rPr>
-              <w:t>Dans la longueur de la poche, on peut placer 6 pièces ; dans la largeur, 5</w:t>
-            </w:r>
-            <w:r>
-              <w:rPr>
-                <w:rFonts w:ascii="Arial" w:eastAsia="Arial Nova" w:hAnsi="Arial" w:cs="Arial"/>
-                <w:color w:val="000000" w:themeColor="text1"/>
-                <w:lang w:val="fr"/>
-              </w:rPr>
-              <w:t>,3</w:t>
-            </w:r>
-            <w:r>
-              <w:rPr>
-                <w:rFonts w:ascii="Arial" w:eastAsia="Arial Nova" w:hAnsi="Arial" w:cs="Arial"/>
-                <w:color w:val="000000" w:themeColor="text1"/>
-                <w:lang w:val="fr"/>
-              </w:rPr>
-              <w:t xml:space="preserve"> pièces ; et en hauteur</w:t>
-            </w:r>
-            <w:r>
-              <w:rPr>
-                <w:rFonts w:ascii="Arial" w:eastAsia="Arial Nova" w:hAnsi="Arial" w:cs="Arial"/>
-                <w:color w:val="000000" w:themeColor="text1"/>
-                <w:lang w:val="fr"/>
-              </w:rPr>
-              <w:t xml:space="preserve"> 10 pièces</w:t>
-            </w:r>
-            <w:r>
-              <w:rPr>
-                <w:rFonts w:ascii="Arial" w:eastAsia="Arial Nova" w:hAnsi="Arial" w:cs="Arial"/>
-                <w:color w:val="000000" w:themeColor="text1"/>
-                <w:lang w:val="fr"/>
-              </w:rPr>
-              <w:t>, 10 couches.</w:t>
-            </w:r>
-            <w:r>
-              <w:rPr>
-                <w:rFonts w:ascii="Arial" w:eastAsia="Arial Nova" w:hAnsi="Arial" w:cs="Arial"/>
-                <w:color w:val="000000" w:themeColor="text1"/>
-                <w:lang w:val="fr"/>
-              </w:rPr>
-              <w:t xml:space="preserve"> </w:t>
-            </w:r>
-            <w:r>
-              <w:rPr>
-                <w:rFonts w:ascii="Arial" w:eastAsia="Arial Nova" w:hAnsi="Arial" w:cs="Arial"/>
-                <w:color w:val="000000" w:themeColor="text1"/>
-                <w:lang w:val="fr"/>
-              </w:rPr>
-              <w:t>Ainsi, on peut mettre environ 318</w:t>
+              <w:t>Dans la longueur de la poche, on peut placer 6 pièces ; dans la largeur, 5,3 pièces ; et en hauteur 10 pièces, 10 couches. Ainsi, on peut mettre environ 318</w:t>
             </w:r>
             <w:r>
               <w:rPr>
@@ -2426,15 +2300,7 @@
                 <w:rFonts w:ascii="Arial" w:eastAsia="Arial Nova" w:hAnsi="Arial" w:cs="Arial"/>
                 <w:color w:val="000000" w:themeColor="text1"/>
               </w:rPr>
-              <w:t xml:space="preserve">         </w:t>
-            </w:r>
-            <w:r>
-              <w:rPr>
-                <w:rFonts w:ascii="Arial" w:eastAsia="Arial Nova" w:hAnsi="Arial" w:cs="Arial"/>
-                <w:color w:val="000000" w:themeColor="text1"/>
-                <w:highlight w:val="yellow"/>
-              </w:rPr>
-              <w:t>B) de 20000 ballons à 60000 ballons.</w:t>
+              <w:t xml:space="preserve">         B) de 20000 ballons à 60000 ballons.</w:t>
             </w:r>
           </w:p>
           <w:p>
@@ -2934,39 +2800,7 @@
                 <w:color w:val="000000" w:themeColor="text1"/>
                 <w:lang w:val="fr"/>
               </w:rPr>
-              <w:t>. Dans la longueur du laboratoire, on peut placer 50 ballons ; dans la largeur, 40 ; et en hauteur 10. Ainsi, on peut mettre environ 20000 (40x</w:t>
-            </w:r>
-            <w:r>
-              <w:rPr>
-                <w:rFonts w:ascii="Cambria Math" w:eastAsia="Arial Nova" w:hAnsi="Cambria Math" w:cs="Arial"/>
-                <w:color w:val="000000" w:themeColor="text1"/>
-                <w:lang w:val="fr"/>
-              </w:rPr>
-              <w:t xml:space="preserve"> </w:t>
-            </w:r>
-            <w:r>
-              <w:rPr>
-                <w:rFonts w:ascii="Cambria Math" w:eastAsia="Arial Nova" w:hAnsi="Cambria Math" w:cs="Arial"/>
-                <w:color w:val="000000" w:themeColor="text1"/>
-                <w:lang w:val="fr"/>
-              </w:rPr>
-              <w:t>50x</w:t>
-            </w:r>
-            <w:r>
-              <w:rPr>
-                <w:rFonts w:ascii="Cambria Math" w:eastAsia="Arial Nova" w:hAnsi="Cambria Math" w:cs="Arial"/>
-                <w:color w:val="000000" w:themeColor="text1"/>
-                <w:lang w:val="fr"/>
-              </w:rPr>
-              <w:t xml:space="preserve"> </w:t>
-            </w:r>
-            <w:r>
-              <w:rPr>
-                <w:rFonts w:ascii="Cambria Math" w:eastAsia="Arial Nova" w:hAnsi="Cambria Math" w:cs="Arial"/>
-                <w:color w:val="000000" w:themeColor="text1"/>
-                <w:lang w:val="fr"/>
-              </w:rPr>
-              <w:t>10) ballons dans le laboratoire.</w:t>
+              <w:t>. Dans la longueur du laboratoire, on peut placer 50 ballons ; dans la largeur, 40 ; et en hauteur 10. Ainsi, on peut mettre environ 20000 (40x 50x 10) ballons dans le laboratoire.</w:t>
             </w:r>
           </w:p>
         </w:tc>
@@ -3246,7 +3080,6 @@
               <w:rPr>
                 <w:rFonts w:ascii="Arial" w:eastAsia="Arial Nova" w:hAnsi="Arial" w:cs="Arial"/>
                 <w:color w:val="000000" w:themeColor="text1"/>
-                <w:highlight w:val="yellow"/>
               </w:rPr>
               <w:t>D</w:t>
             </w:r>
@@ -3254,7 +3087,6 @@
               <w:rPr>
                 <w:rFonts w:ascii="Arial" w:eastAsia="Arial Nova" w:hAnsi="Arial" w:cs="Arial"/>
                 <w:color w:val="000000" w:themeColor="text1"/>
-                <w:highlight w:val="yellow"/>
               </w:rPr>
               <w:t>)</w:t>
             </w:r>
@@ -3262,7 +3094,6 @@
               <w:rPr>
                 <w:rFonts w:ascii="Arial" w:eastAsia="Arial Nova" w:hAnsi="Arial" w:cs="Arial"/>
                 <w:color w:val="000000" w:themeColor="text1"/>
-                <w:highlight w:val="yellow"/>
               </w:rPr>
               <w:t xml:space="preserve"> </w:t>
             </w:r>
@@ -3270,7 +3101,6 @@
               <w:rPr>
                 <w:rFonts w:ascii="Arial" w:eastAsia="Arial Nova" w:hAnsi="Arial" w:cs="Arial"/>
                 <w:color w:val="000000" w:themeColor="text1"/>
-                <w:highlight w:val="yellow"/>
               </w:rPr>
               <w:t xml:space="preserve">environ </w:t>
             </w:r>
@@ -3278,7 +3108,6 @@
               <w:rPr>
                 <w:rFonts w:ascii="Arial" w:eastAsia="Arial Nova" w:hAnsi="Arial" w:cs="Arial"/>
                 <w:color w:val="000000" w:themeColor="text1"/>
-                <w:highlight w:val="yellow"/>
               </w:rPr>
               <w:t>100 ans.</w:t>
             </w:r>
@@ -3385,12 +3214,6 @@
                 <w:color w:val="000000" w:themeColor="text1"/>
               </w:rPr>
               <w:br/>
-            </w:r>
-            <w:r>
-              <w:rPr>
-                <w:rFonts w:ascii="Cambria Math" w:eastAsia="Arial Nova" w:hAnsi="Cambria Math" w:cs="Arial"/>
-                <w:color w:val="000000" w:themeColor="text1"/>
-              </w:rPr>
               <w:t xml:space="preserve">3 600 × 8 = 28 800 euros sont comptés chaque jour. Sur une année, cela représente </w:t>
             </w:r>
           </w:p>
@@ -3546,15 +3369,7 @@
                 <w:rFonts w:ascii="Arial" w:eastAsia="Arial Nova" w:hAnsi="Arial" w:cs="Arial"/>
                 <w:color w:val="000000" w:themeColor="text1"/>
               </w:rPr>
-              <w:t xml:space="preserve">                </w:t>
-            </w:r>
-            <w:r>
-              <w:rPr>
-                <w:rFonts w:ascii="Arial" w:eastAsia="Arial Nova" w:hAnsi="Arial" w:cs="Arial"/>
-                <w:color w:val="000000" w:themeColor="text1"/>
-                <w:highlight w:val="yellow"/>
-              </w:rPr>
-              <w:t>C) environ 60 téléphones portables.</w:t>
+              <w:t xml:space="preserve">                C) environ 60 téléphones portables.</w:t>
             </w:r>
           </w:p>
           <w:p>
@@ -3690,16 +3505,7 @@
                 <w:sz w:val="24"/>
                 <w:szCs w:val="24"/>
               </w:rPr>
-              <w:t>(30 ÷ 2) × 4 = 60</w:t>
-            </w:r>
-            <w:r>
-              <w:rPr>
-                <w:rFonts w:ascii="Cambria Math" w:eastAsia="Arial Nova" w:hAnsi="Cambria Math" w:cs="Arial"/>
-                <w:color w:val="000000" w:themeColor="text1"/>
-                <w:sz w:val="24"/>
-                <w:szCs w:val="24"/>
-              </w:rPr>
-              <w:t>.</w:t>
+              <w:t>(30 ÷ 2) × 4 = 60.</w:t>
             </w:r>
           </w:p>
           <w:p>
@@ -4409,15 +4215,6 @@
           <w:lang w:val="fr"/>
         </w:rPr>
         <w:tab/>
-      </w:r>
-      <w:r>
-        <w:rPr>
-          <w:rFonts w:ascii="Arial" w:eastAsia="Arial" w:hAnsi="Arial" w:cs="Arial"/>
-          <w:b/>
-          <w:bCs/>
-          <w:color w:val="000000" w:themeColor="text1"/>
-          <w:lang w:val="fr"/>
-        </w:rPr>
         <w:t xml:space="preserve"> </w:t>
       </w:r>
       <w:r>
@@ -4438,47 +4235,7 @@
           <w:color w:val="000000" w:themeColor="text1"/>
           <w:lang w:val="fr"/>
         </w:rPr>
-        <w:t>8</w:t>
-      </w:r>
-      <w:r>
-        <w:rPr>
-          <w:rFonts w:ascii="Arial" w:eastAsia="Arial" w:hAnsi="Arial" w:cs="Arial"/>
-          <w:b/>
-          <w:bCs/>
-          <w:color w:val="000000" w:themeColor="text1"/>
-          <w:lang w:val="fr"/>
-        </w:rPr>
-        <w:t xml:space="preserve"> </w:t>
-      </w:r>
-      <w:r>
-        <w:rPr>
-          <w:rFonts w:ascii="Arial" w:eastAsia="Arial" w:hAnsi="Arial" w:cs="Arial"/>
-          <w:b/>
-          <w:bCs/>
-          <w:color w:val="000000" w:themeColor="text1"/>
-          <w:lang w:val="fr"/>
-        </w:rPr>
-        <w:t>questions</w:t>
-      </w:r>
-      <w:r>
-        <w:rPr>
-          <w:rFonts w:ascii="Arial" w:eastAsia="Arial" w:hAnsi="Arial" w:cs="Arial"/>
-          <w:b/>
-          <w:bCs/>
-          <w:color w:val="000000" w:themeColor="text1"/>
-          <w:lang w:val="fr"/>
-        </w:rPr>
-        <w:t xml:space="preserve">, </w:t>
-      </w:r>
-      <w:r>
-        <w:rPr>
-          <w:rFonts w:ascii="Arial" w:eastAsia="Arial" w:hAnsi="Arial" w:cs="Arial"/>
-          <w:b/>
-          <w:bCs/>
-          <w:color w:val="000000" w:themeColor="text1"/>
-          <w:lang w:val="fr"/>
-        </w:rPr>
-        <w:t xml:space="preserve">0,75 </w:t>
+        <w:t xml:space="preserve">8 questions, 0,75 </w:t>
       </w:r>
       <w:r>
         <w:rPr>
@@ -4978,7 +4735,6 @@
               <w:rPr>
                 <w:rFonts w:ascii="Arial" w:eastAsia="Arial Nova" w:hAnsi="Arial" w:cs="Arial"/>
                 <w:color w:val="000000" w:themeColor="text1"/>
-                <w:highlight w:val="yellow"/>
               </w:rPr>
               <w:t>D</w:t>
             </w:r>
@@ -4986,7 +4742,6 @@
               <w:rPr>
                 <w:rFonts w:ascii="Arial" w:eastAsia="Arial Nova" w:hAnsi="Arial" w:cs="Arial"/>
                 <w:color w:val="000000" w:themeColor="text1"/>
-                <w:highlight w:val="yellow"/>
               </w:rPr>
               <w:t xml:space="preserve">) </w:t>
             </w:r>
@@ -4995,7 +4750,6 @@
                 <w:rPr>
                   <w:rFonts w:ascii="Cambria Math" w:eastAsia="Arial Nova" w:hAnsi="Cambria Math" w:cs="Arial"/>
                   <w:color w:val="000000" w:themeColor="text1"/>
-                  <w:highlight w:val="yellow"/>
                 </w:rPr>
                 <m:t>1,3050×</m:t>
               </m:r>
@@ -5006,7 +4760,6 @@
                       <w:rFonts w:ascii="Cambria Math" w:eastAsia="Arial Nova" w:hAnsi="Cambria Math" w:cs="Arial"/>
                       <w:i/>
                       <w:color w:val="000000" w:themeColor="text1"/>
-                      <w:highlight w:val="yellow"/>
                     </w:rPr>
                   </m:ctrlPr>
                 </m:sSupPr>
@@ -5015,7 +4768,6 @@
                     <w:rPr>
                       <w:rFonts w:ascii="Cambria Math" w:eastAsia="Arial Nova" w:hAnsi="Cambria Math" w:cs="Arial"/>
                       <w:color w:val="000000" w:themeColor="text1"/>
-                      <w:highlight w:val="yellow"/>
                     </w:rPr>
                     <m:t>10</m:t>
                   </m:r>
@@ -5025,7 +4777,6 @@
                     <w:rPr>
                       <w:rFonts w:ascii="Cambria Math" w:eastAsia="Arial Nova" w:hAnsi="Cambria Math" w:cs="Arial"/>
                       <w:color w:val="000000" w:themeColor="text1"/>
-                      <w:highlight w:val="yellow"/>
                     </w:rPr>
                     <m:t>12</m:t>
                   </m:r>
@@ -5236,7 +4987,6 @@
               <w:rPr>
                 <w:rFonts w:ascii="Arial" w:eastAsia="Arial Nova" w:hAnsi="Arial" w:cs="Arial"/>
                 <w:color w:val="000000" w:themeColor="text1"/>
-                <w:highlight w:val="yellow"/>
               </w:rPr>
               <w:t>A</w:t>
             </w:r>
@@ -5244,7 +4994,6 @@
               <w:rPr>
                 <w:rFonts w:ascii="Arial" w:eastAsia="Arial Nova" w:hAnsi="Arial" w:cs="Arial"/>
                 <w:color w:val="000000" w:themeColor="text1"/>
-                <w:highlight w:val="yellow"/>
               </w:rPr>
               <w:t xml:space="preserve">) </w:t>
             </w:r>
@@ -5256,7 +5005,6 @@
                 <w:rPr>
                   <w:rFonts w:ascii="Cambria Math" w:eastAsiaTheme="majorEastAsia" w:hAnsi="Cambria Math" w:cs="Arial"/>
                   <w:color w:val="000000" w:themeColor="text1"/>
-                  <w:highlight w:val="yellow"/>
                 </w:rPr>
                 <m:t>6,750</m:t>
               </m:r>
@@ -5264,7 +5012,6 @@
                 <w:rPr>
                   <w:rFonts w:ascii="Cambria Math" w:eastAsia="Arial Nova" w:hAnsi="Cambria Math" w:cs="Arial"/>
                   <w:color w:val="000000" w:themeColor="text1"/>
-                  <w:highlight w:val="yellow"/>
                 </w:rPr>
                 <m:t>×</m:t>
               </m:r>
@@ -5275,7 +5022,6 @@
                       <w:rFonts w:ascii="Cambria Math" w:eastAsia="Arial Nova" w:hAnsi="Cambria Math" w:cs="Arial"/>
                       <w:i/>
                       <w:color w:val="000000" w:themeColor="text1"/>
-                      <w:highlight w:val="yellow"/>
                     </w:rPr>
                   </m:ctrlPr>
                 </m:sSupPr>
@@ -5284,7 +5030,6 @@
                     <w:rPr>
                       <w:rFonts w:ascii="Cambria Math" w:eastAsia="Arial Nova" w:hAnsi="Cambria Math" w:cs="Arial"/>
                       <w:color w:val="000000" w:themeColor="text1"/>
-                      <w:highlight w:val="yellow"/>
                     </w:rPr>
                     <m:t>10</m:t>
                   </m:r>
@@ -5294,7 +5039,6 @@
                     <w:rPr>
                       <w:rFonts w:ascii="Cambria Math" w:eastAsia="Arial Nova" w:hAnsi="Cambria Math" w:cs="Arial"/>
                       <w:color w:val="000000" w:themeColor="text1"/>
-                      <w:highlight w:val="yellow"/>
                     </w:rPr>
                     <m:t>10</m:t>
                   </m:r>
@@ -5727,7 +5471,6 @@
               <w:rPr>
                 <w:rFonts w:ascii="Arial" w:eastAsia="Arial Nova" w:hAnsi="Arial" w:cs="Arial"/>
                 <w:color w:val="000000" w:themeColor="text1"/>
-                <w:highlight w:val="yellow"/>
               </w:rPr>
               <w:t>A</w:t>
             </w:r>
@@ -5735,7 +5478,6 @@
               <w:rPr>
                 <w:rFonts w:ascii="Arial" w:eastAsia="Arial Nova" w:hAnsi="Arial" w:cs="Arial"/>
                 <w:color w:val="000000" w:themeColor="text1"/>
-                <w:highlight w:val="yellow"/>
               </w:rPr>
               <w:t xml:space="preserve">) </w:t>
             </w:r>
@@ -5747,7 +5489,6 @@
                 <w:rPr>
                   <w:rFonts w:ascii="Cambria Math" w:eastAsia="Arial Nova" w:hAnsi="Cambria Math" w:cs="Arial"/>
                   <w:color w:val="000000" w:themeColor="text1"/>
-                  <w:highlight w:val="yellow"/>
                 </w:rPr>
                 <m:t>8,05</m:t>
               </m:r>
@@ -5755,7 +5496,6 @@
                 <w:rPr>
                   <w:rFonts w:ascii="Cambria Math" w:eastAsia="Arial Nova" w:hAnsi="Cambria Math" w:cs="Arial"/>
                   <w:color w:val="000000" w:themeColor="text1"/>
-                  <w:highlight w:val="yellow"/>
                 </w:rPr>
                 <m:t>×</m:t>
               </m:r>
@@ -5766,7 +5506,6 @@
                       <w:rFonts w:ascii="Cambria Math" w:eastAsia="Arial Nova" w:hAnsi="Cambria Math" w:cs="Arial"/>
                       <w:i/>
                       <w:color w:val="000000" w:themeColor="text1"/>
-                      <w:highlight w:val="yellow"/>
                     </w:rPr>
                   </m:ctrlPr>
                 </m:sSupPr>
@@ -5775,7 +5514,6 @@
                     <w:rPr>
                       <w:rFonts w:ascii="Cambria Math" w:eastAsia="Arial Nova" w:hAnsi="Cambria Math" w:cs="Arial"/>
                       <w:color w:val="000000" w:themeColor="text1"/>
-                      <w:highlight w:val="yellow"/>
                     </w:rPr>
                     <m:t>10</m:t>
                   </m:r>
@@ -5785,7 +5523,6 @@
                     <w:rPr>
                       <w:rFonts w:ascii="Cambria Math" w:eastAsia="Arial Nova" w:hAnsi="Cambria Math" w:cs="Arial"/>
                       <w:color w:val="000000" w:themeColor="text1"/>
-                      <w:highlight w:val="yellow"/>
                     </w:rPr>
                     <m:t>8</m:t>
                   </m:r>
@@ -6407,7 +6144,6 @@
               <w:rPr>
                 <w:rFonts w:ascii="Arial" w:eastAsia="Arial Nova" w:hAnsi="Arial" w:cs="Arial"/>
                 <w:color w:val="000000" w:themeColor="text1"/>
-                <w:highlight w:val="yellow"/>
               </w:rPr>
               <w:t>D</w:t>
             </w:r>
@@ -6415,7 +6151,6 @@
               <w:rPr>
                 <w:rFonts w:ascii="Arial" w:eastAsia="Arial Nova" w:hAnsi="Arial" w:cs="Arial"/>
                 <w:color w:val="000000" w:themeColor="text1"/>
-                <w:highlight w:val="yellow"/>
               </w:rPr>
               <w:t xml:space="preserve">) </w:t>
             </w:r>
@@ -6427,7 +6162,6 @@
                 <w:rPr>
                   <w:rFonts w:ascii="Cambria Math" w:eastAsia="Arial Nova" w:hAnsi="Cambria Math" w:cs="Arial"/>
                   <w:color w:val="000000" w:themeColor="text1"/>
-                  <w:highlight w:val="yellow"/>
                 </w:rPr>
                 <m:t>9,9</m:t>
               </m:r>
@@ -6435,7 +6169,6 @@
                 <w:rPr>
                   <w:rFonts w:ascii="Cambria Math" w:eastAsia="Arial Nova" w:hAnsi="Cambria Math" w:cs="Arial"/>
                   <w:color w:val="000000" w:themeColor="text1"/>
-                  <w:highlight w:val="yellow"/>
                 </w:rPr>
                 <m:t>×</m:t>
               </m:r>
@@ -6446,7 +6179,6 @@
                       <w:rFonts w:ascii="Cambria Math" w:eastAsia="Arial Nova" w:hAnsi="Cambria Math" w:cs="Arial"/>
                       <w:i/>
                       <w:color w:val="000000" w:themeColor="text1"/>
-                      <w:highlight w:val="yellow"/>
                     </w:rPr>
                   </m:ctrlPr>
                 </m:sSupPr>
@@ -6455,7 +6187,6 @@
                     <w:rPr>
                       <w:rFonts w:ascii="Cambria Math" w:eastAsia="Arial Nova" w:hAnsi="Cambria Math" w:cs="Arial"/>
                       <w:color w:val="000000" w:themeColor="text1"/>
-                      <w:highlight w:val="yellow"/>
                     </w:rPr>
                     <m:t>10</m:t>
                   </m:r>
@@ -6465,7 +6196,6 @@
                     <w:rPr>
                       <w:rFonts w:ascii="Cambria Math" w:eastAsia="Arial Nova" w:hAnsi="Cambria Math" w:cs="Arial"/>
                       <w:color w:val="000000" w:themeColor="text1"/>
-                      <w:highlight w:val="yellow"/>
                     </w:rPr>
                     <m:t>-10</m:t>
                   </m:r>
@@ -6721,7 +6451,6 @@
               <w:rPr>
                 <w:rFonts w:ascii="Arial" w:eastAsia="Arial Nova" w:hAnsi="Arial" w:cs="Arial"/>
                 <w:color w:val="000000" w:themeColor="text1"/>
-                <w:highlight w:val="yellow"/>
               </w:rPr>
               <w:t>B</w:t>
             </w:r>
@@ -6729,7 +6458,6 @@
               <w:rPr>
                 <w:rFonts w:ascii="Arial" w:eastAsia="Arial Nova" w:hAnsi="Arial" w:cs="Arial"/>
                 <w:color w:val="000000" w:themeColor="text1"/>
-                <w:highlight w:val="yellow"/>
               </w:rPr>
               <w:t xml:space="preserve">) </w:t>
             </w:r>
@@ -6741,7 +6469,6 @@
                 <w:rPr>
                   <w:rFonts w:ascii="Cambria Math" w:eastAsia="Arial Nova" w:hAnsi="Cambria Math" w:cs="Arial"/>
                   <w:color w:val="000000" w:themeColor="text1"/>
-                  <w:highlight w:val="yellow"/>
                 </w:rPr>
                 <m:t>5,8268</m:t>
               </m:r>
@@ -6749,7 +6476,6 @@
                 <w:rPr>
                   <w:rFonts w:ascii="Cambria Math" w:eastAsia="Arial Nova" w:hAnsi="Cambria Math" w:cs="Arial"/>
                   <w:color w:val="000000" w:themeColor="text1"/>
-                  <w:highlight w:val="yellow"/>
                 </w:rPr>
                 <m:t>×</m:t>
               </m:r>
@@ -6760,7 +6486,6 @@
                       <w:rFonts w:ascii="Cambria Math" w:eastAsia="Arial Nova" w:hAnsi="Cambria Math" w:cs="Arial"/>
                       <w:i/>
                       <w:color w:val="000000" w:themeColor="text1"/>
-                      <w:highlight w:val="yellow"/>
                     </w:rPr>
                   </m:ctrlPr>
                 </m:sSupPr>
@@ -6769,7 +6494,6 @@
                     <w:rPr>
                       <w:rFonts w:ascii="Cambria Math" w:eastAsia="Arial Nova" w:hAnsi="Cambria Math" w:cs="Arial"/>
                       <w:color w:val="000000" w:themeColor="text1"/>
-                      <w:highlight w:val="yellow"/>
                     </w:rPr>
                     <m:t>10</m:t>
                   </m:r>
@@ -6779,7 +6503,6 @@
                     <w:rPr>
                       <w:rFonts w:ascii="Cambria Math" w:eastAsia="Arial Nova" w:hAnsi="Cambria Math" w:cs="Arial"/>
                       <w:color w:val="000000" w:themeColor="text1"/>
-                      <w:highlight w:val="yellow"/>
                     </w:rPr>
                     <m:t>16</m:t>
                   </m:r>
@@ -7424,7 +7147,6 @@
               <w:rPr>
                 <w:rFonts w:ascii="Arial" w:eastAsia="Arial Nova" w:hAnsi="Arial" w:cs="Arial"/>
                 <w:color w:val="000000" w:themeColor="text1"/>
-                <w:highlight w:val="yellow"/>
               </w:rPr>
               <w:t>E</w:t>
             </w:r>
@@ -7432,7 +7154,6 @@
               <w:rPr>
                 <w:rFonts w:ascii="Arial" w:eastAsia="Arial Nova" w:hAnsi="Arial" w:cs="Arial"/>
                 <w:color w:val="000000" w:themeColor="text1"/>
-                <w:highlight w:val="yellow"/>
               </w:rPr>
               <w:t xml:space="preserve">) </w:t>
             </w:r>
@@ -7441,7 +7162,6 @@
                 <w:rPr>
                   <w:rFonts w:ascii="Cambria Math" w:eastAsia="Arial Nova" w:hAnsi="Cambria Math" w:cs="Arial"/>
                   <w:color w:val="000000" w:themeColor="text1"/>
-                  <w:highlight w:val="yellow"/>
                 </w:rPr>
                 <m:t>1,00×</m:t>
               </m:r>
@@ -7452,7 +7172,6 @@
                       <w:rFonts w:ascii="Cambria Math" w:eastAsia="Arial Nova" w:hAnsi="Cambria Math" w:cs="Arial"/>
                       <w:i/>
                       <w:color w:val="000000" w:themeColor="text1"/>
-                      <w:highlight w:val="yellow"/>
                     </w:rPr>
                   </m:ctrlPr>
                 </m:sSupPr>
@@ -7461,7 +7180,6 @@
                     <w:rPr>
                       <w:rFonts w:ascii="Cambria Math" w:eastAsia="Arial Nova" w:hAnsi="Cambria Math" w:cs="Arial"/>
                       <w:color w:val="000000" w:themeColor="text1"/>
-                      <w:highlight w:val="yellow"/>
                     </w:rPr>
                     <m:t>10</m:t>
                   </m:r>
@@ -7471,7 +7189,6 @@
                     <w:rPr>
                       <w:rFonts w:ascii="Cambria Math" w:eastAsia="Arial Nova" w:hAnsi="Cambria Math" w:cs="Arial"/>
                       <w:color w:val="000000" w:themeColor="text1"/>
-                      <w:highlight w:val="yellow"/>
                     </w:rPr>
                     <m:t>6</m:t>
                   </m:r>
@@ -7727,93 +7444,8 @@
               <w:rPr>
                 <w:rFonts w:ascii="Arial" w:eastAsia="Arial Nova" w:hAnsi="Arial" w:cs="Arial"/>
                 <w:color w:val="000000" w:themeColor="text1"/>
-                <w:highlight w:val="yellow"/>
               </w:rPr>
               <w:t>C</w:t>
-            </w:r>
-            <w:r>
-              <w:rPr>
-                <w:rFonts w:ascii="Arial" w:eastAsia="Arial Nova" w:hAnsi="Arial" w:cs="Arial"/>
-                <w:color w:val="000000" w:themeColor="text1"/>
-                <w:highlight w:val="yellow"/>
-              </w:rPr>
-              <w:t xml:space="preserve">) </w:t>
-            </w:r>
-            <m:oMath>
-              <m:r>
-                <m:rPr>
-                  <m:sty m:val="p"/>
-                </m:rPr>
-                <w:rPr>
-                  <w:rFonts w:ascii="Cambria Math" w:eastAsia="Arial Nova" w:hAnsi="Cambria Math" w:cs="Arial"/>
-                  <w:color w:val="000000" w:themeColor="text1"/>
-                  <w:highlight w:val="yellow"/>
-                </w:rPr>
-                <m:t>1,0</m:t>
-              </m:r>
-              <m:r>
-                <w:rPr>
-                  <w:rFonts w:ascii="Cambria Math" w:eastAsia="Arial Nova" w:hAnsi="Cambria Math" w:cs="Arial"/>
-                  <w:color w:val="000000" w:themeColor="text1"/>
-                  <w:highlight w:val="yellow"/>
-                </w:rPr>
-                <m:t>×</m:t>
-              </m:r>
-              <m:sSup>
-                <m:sSupPr>
-                  <m:ctrlPr>
-                    <w:rPr>
-                      <w:rFonts w:ascii="Cambria Math" w:eastAsia="Arial Nova" w:hAnsi="Cambria Math" w:cs="Arial"/>
-                      <w:i/>
-                      <w:color w:val="000000" w:themeColor="text1"/>
-                      <w:highlight w:val="yellow"/>
-                    </w:rPr>
-                  </m:ctrlPr>
-                </m:sSupPr>
-                <m:e>
-                  <m:r>
-                    <w:rPr>
-                      <w:rFonts w:ascii="Cambria Math" w:eastAsia="Arial Nova" w:hAnsi="Cambria Math" w:cs="Arial"/>
-                      <w:color w:val="000000" w:themeColor="text1"/>
-                      <w:highlight w:val="yellow"/>
-                    </w:rPr>
-                    <m:t>10</m:t>
-                  </m:r>
-                </m:e>
-                <m:sup>
-                  <m:r>
-                    <w:rPr>
-                      <w:rFonts w:ascii="Cambria Math" w:eastAsia="Arial Nova" w:hAnsi="Cambria Math" w:cs="Arial"/>
-                      <w:color w:val="000000" w:themeColor="text1"/>
-                      <w:highlight w:val="yellow"/>
-                    </w:rPr>
-                    <m:t>-17</m:t>
-                  </m:r>
-                </m:sup>
-              </m:sSup>
-            </m:oMath>
-          </w:p>
-          <w:p>
-            <w:pPr>
-              <w:spacing w:line="360" w:lineRule="auto"/>
-              <w:rPr>
-                <w:rFonts w:ascii="Arial" w:eastAsia="Arial Nova" w:hAnsi="Arial" w:cs="Arial"/>
-                <w:color w:val="000000" w:themeColor="text1"/>
-              </w:rPr>
-            </w:pPr>
-            <w:r>
-              <w:rPr>
-                <w:rFonts w:ascii="Arial" w:eastAsia="Arial Nova" w:hAnsi="Arial" w:cs="Arial"/>
-                <w:color w:val="000000" w:themeColor="text1"/>
-              </w:rPr>
-              <w:t xml:space="preserve">                            </w:t>
-            </w:r>
-            <w:r>
-              <w:rPr>
-                <w:rFonts w:ascii="Arial" w:eastAsia="Arial Nova" w:hAnsi="Arial" w:cs="Arial"/>
-                <w:color w:val="000000" w:themeColor="text1"/>
-              </w:rPr>
-              <w:t>D</w:t>
             </w:r>
             <w:r>
               <w:rPr>
@@ -7865,6 +7497,84 @@
                       <w:rFonts w:ascii="Cambria Math" w:eastAsia="Arial Nova" w:hAnsi="Cambria Math" w:cs="Arial"/>
                       <w:color w:val="000000" w:themeColor="text1"/>
                     </w:rPr>
+                    <m:t>-17</m:t>
+                  </m:r>
+                </m:sup>
+              </m:sSup>
+            </m:oMath>
+          </w:p>
+          <w:p>
+            <w:pPr>
+              <w:spacing w:line="360" w:lineRule="auto"/>
+              <w:rPr>
+                <w:rFonts w:ascii="Arial" w:eastAsia="Arial Nova" w:hAnsi="Arial" w:cs="Arial"/>
+                <w:color w:val="000000" w:themeColor="text1"/>
+              </w:rPr>
+            </w:pPr>
+            <w:r>
+              <w:rPr>
+                <w:rFonts w:ascii="Arial" w:eastAsia="Arial Nova" w:hAnsi="Arial" w:cs="Arial"/>
+                <w:color w:val="000000" w:themeColor="text1"/>
+              </w:rPr>
+              <w:t xml:space="preserve">                            </w:t>
+            </w:r>
+            <w:r>
+              <w:rPr>
+                <w:rFonts w:ascii="Arial" w:eastAsia="Arial Nova" w:hAnsi="Arial" w:cs="Arial"/>
+                <w:color w:val="000000" w:themeColor="text1"/>
+              </w:rPr>
+              <w:t>D</w:t>
+            </w:r>
+            <w:r>
+              <w:rPr>
+                <w:rFonts w:ascii="Arial" w:eastAsia="Arial Nova" w:hAnsi="Arial" w:cs="Arial"/>
+                <w:color w:val="000000" w:themeColor="text1"/>
+              </w:rPr>
+              <w:t xml:space="preserve">) </w:t>
+            </w:r>
+            <m:oMath>
+              <m:r>
+                <m:rPr>
+                  <m:sty m:val="p"/>
+                </m:rPr>
+                <w:rPr>
+                  <w:rFonts w:ascii="Cambria Math" w:eastAsia="Arial Nova" w:hAnsi="Cambria Math" w:cs="Arial"/>
+                  <w:color w:val="000000" w:themeColor="text1"/>
+                </w:rPr>
+                <m:t>1,0</m:t>
+              </m:r>
+              <m:r>
+                <w:rPr>
+                  <w:rFonts w:ascii="Cambria Math" w:eastAsia="Arial Nova" w:hAnsi="Cambria Math" w:cs="Arial"/>
+                  <w:color w:val="000000" w:themeColor="text1"/>
+                </w:rPr>
+                <m:t>×</m:t>
+              </m:r>
+              <m:sSup>
+                <m:sSupPr>
+                  <m:ctrlPr>
+                    <w:rPr>
+                      <w:rFonts w:ascii="Cambria Math" w:eastAsia="Arial Nova" w:hAnsi="Cambria Math" w:cs="Arial"/>
+                      <w:i/>
+                      <w:color w:val="000000" w:themeColor="text1"/>
+                    </w:rPr>
+                  </m:ctrlPr>
+                </m:sSupPr>
+                <m:e>
+                  <m:r>
+                    <w:rPr>
+                      <w:rFonts w:ascii="Cambria Math" w:eastAsia="Arial Nova" w:hAnsi="Cambria Math" w:cs="Arial"/>
+                      <w:color w:val="000000" w:themeColor="text1"/>
+                    </w:rPr>
+                    <m:t>10</m:t>
+                  </m:r>
+                </m:e>
+                <m:sup>
+                  <m:r>
+                    <w:rPr>
+                      <w:rFonts w:ascii="Cambria Math" w:eastAsia="Arial Nova" w:hAnsi="Cambria Math" w:cs="Arial"/>
+                      <w:color w:val="000000" w:themeColor="text1"/>
+                    </w:rPr>
                     <m:t>-18</m:t>
                   </m:r>
                 </m:sup>
@@ -8352,7 +8062,6 @@
               <w:rPr>
                 <w:rFonts w:ascii="Arial" w:eastAsia="Arial Nova" w:hAnsi="Arial" w:cs="Arial"/>
                 <w:color w:val="000000" w:themeColor="text1"/>
-                <w:highlight w:val="yellow"/>
               </w:rPr>
               <w:t>E</w:t>
             </w:r>
@@ -8360,7 +8069,6 @@
               <w:rPr>
                 <w:rFonts w:ascii="Arial" w:eastAsia="Arial Nova" w:hAnsi="Arial" w:cs="Arial"/>
                 <w:color w:val="000000" w:themeColor="text1"/>
-                <w:highlight w:val="yellow"/>
               </w:rPr>
               <w:t xml:space="preserve">) </w:t>
             </w:r>
@@ -8369,7 +8077,6 @@
                 <w:rPr>
                   <w:rFonts w:ascii="Cambria Math" w:eastAsia="Arial Nova" w:hAnsi="Cambria Math" w:cs="Arial"/>
                   <w:color w:val="000000" w:themeColor="text1"/>
-                  <w:highlight w:val="yellow"/>
                 </w:rPr>
                 <m:t>8,7×</m:t>
               </m:r>
@@ -8380,7 +8087,6 @@
                       <w:rFonts w:ascii="Cambria Math" w:eastAsia="Arial Nova" w:hAnsi="Cambria Math" w:cs="Arial"/>
                       <w:i/>
                       <w:color w:val="000000" w:themeColor="text1"/>
-                      <w:highlight w:val="yellow"/>
                     </w:rPr>
                   </m:ctrlPr>
                 </m:sSupPr>
@@ -8389,7 +8095,6 @@
                     <w:rPr>
                       <w:rFonts w:ascii="Cambria Math" w:eastAsia="Arial Nova" w:hAnsi="Cambria Math" w:cs="Arial"/>
                       <w:color w:val="000000" w:themeColor="text1"/>
-                      <w:highlight w:val="yellow"/>
                     </w:rPr>
                     <m:t>10</m:t>
                   </m:r>
@@ -8399,7 +8104,6 @@
                     <w:rPr>
                       <w:rFonts w:ascii="Cambria Math" w:eastAsia="Arial Nova" w:hAnsi="Cambria Math" w:cs="Arial"/>
                       <w:color w:val="000000" w:themeColor="text1"/>
-                      <w:highlight w:val="yellow"/>
                     </w:rPr>
                     <m:t>-5</m:t>
                   </m:r>
@@ -8891,37 +8595,7 @@
           <w:color w:val="000000" w:themeColor="text1"/>
           <w:lang w:val="fr"/>
         </w:rPr>
-        <w:t xml:space="preserve"> questions</w:t>
-      </w:r>
-      <w:r>
-        <w:rPr>
-          <w:rFonts w:ascii="Arial" w:eastAsia="Arial" w:hAnsi="Arial" w:cs="Arial"/>
-          <w:b/>
-          <w:bCs/>
-          <w:color w:val="000000" w:themeColor="text1"/>
-          <w:lang w:val="fr"/>
-        </w:rPr>
-        <w:t xml:space="preserve">, </w:t>
-      </w:r>
-      <w:r>
-        <w:rPr>
-          <w:rFonts w:ascii="Arial" w:eastAsia="Arial" w:hAnsi="Arial" w:cs="Arial"/>
-          <w:b/>
-          <w:bCs/>
-          <w:color w:val="000000" w:themeColor="text1"/>
-          <w:lang w:val="fr"/>
-        </w:rPr>
-        <w:t xml:space="preserve">0,8 </w:t>
-      </w:r>
-      <w:r>
-        <w:rPr>
-          <w:rFonts w:ascii="Arial" w:eastAsia="Arial" w:hAnsi="Arial" w:cs="Arial"/>
-          <w:b/>
-          <w:bCs/>
-          <w:color w:val="000000" w:themeColor="text1"/>
-          <w:lang w:val="fr"/>
-        </w:rPr>
-        <w:t>points par la bonne réponse</w:t>
+        <w:t xml:space="preserve"> questions, 0,8 points par la bonne réponse</w:t>
       </w:r>
     </w:p>
     <w:p>
@@ -10393,17 +10067,7 @@
           <w:lang w:val="fr"/>
         </w:rPr>
         <w:tab/>
-        <w:t xml:space="preserve">  </w:t>
-      </w:r>
-      <w:r>
-        <w:rPr>
-          <w:rFonts w:ascii="Arial" w:eastAsia="Arial" w:hAnsi="Arial" w:cs="Arial"/>
-          <w:b/>
-          <w:bCs/>
-          <w:color w:val="000000" w:themeColor="text1"/>
-          <w:lang w:val="fr"/>
-        </w:rPr>
-        <w:t>3</w:t>
+        <w:t xml:space="preserve">  3</w:t>
       </w:r>
       <w:proofErr w:type="gramEnd"/>
       <w:r>
@@ -10414,27 +10078,7 @@
           <w:color w:val="000000" w:themeColor="text1"/>
           <w:lang w:val="fr"/>
         </w:rPr>
-        <w:t xml:space="preserve"> questions</w:t>
-      </w:r>
-      <w:r>
-        <w:rPr>
-          <w:rFonts w:ascii="Arial" w:eastAsia="Arial" w:hAnsi="Arial" w:cs="Arial"/>
-          <w:b/>
-          <w:bCs/>
-          <w:color w:val="000000" w:themeColor="text1"/>
-          <w:lang w:val="fr"/>
-        </w:rPr>
-        <w:t xml:space="preserve">, </w:t>
-      </w:r>
-      <w:r>
-        <w:rPr>
-          <w:rFonts w:ascii="Arial" w:eastAsia="Arial" w:hAnsi="Arial" w:cs="Arial"/>
-          <w:b/>
-          <w:bCs/>
-          <w:color w:val="000000" w:themeColor="text1"/>
-          <w:lang w:val="fr"/>
-        </w:rPr>
-        <w:t>1,</w:t>
+        <w:t xml:space="preserve"> questions, 1,</w:t>
       </w:r>
       <m:oMath>
         <m:acc>
@@ -10474,17 +10118,7 @@
           <w:color w:val="000000" w:themeColor="text1"/>
           <w:lang w:val="fr"/>
         </w:rPr>
-        <w:t xml:space="preserve"> </w:t>
-      </w:r>
-      <w:r>
-        <w:rPr>
-          <w:rFonts w:ascii="Arial" w:eastAsia="Arial" w:hAnsi="Arial" w:cs="Arial"/>
-          <w:b/>
-          <w:bCs/>
-          <w:color w:val="000000" w:themeColor="text1"/>
-          <w:lang w:val="fr"/>
-        </w:rPr>
-        <w:t>points par la bonne réponse</w:t>
+        <w:t xml:space="preserve"> points par la bonne réponse</w:t>
       </w:r>
     </w:p>
     <w:tbl>
@@ -10660,12 +10294,14 @@
               <w:rPr>
                 <w:rFonts w:ascii="Arial" w:eastAsia="Arial Nova" w:hAnsi="Arial" w:cs="Arial"/>
                 <w:color w:val="000000" w:themeColor="text1"/>
-              </w:rPr>
-            </w:pPr>
-            <w:r>
-              <w:rPr>
-                <w:rFonts w:ascii="Arial" w:eastAsia="Arial Nova" w:hAnsi="Arial" w:cs="Arial"/>
-                <w:color w:val="000000" w:themeColor="text1"/>
+                <w:lang w:val="es-ES"/>
+              </w:rPr>
+            </w:pPr>
+            <w:r>
+              <w:rPr>
+                <w:rFonts w:ascii="Arial" w:eastAsia="Arial Nova" w:hAnsi="Arial" w:cs="Arial"/>
+                <w:color w:val="000000" w:themeColor="text1"/>
+                <w:lang w:val="es-ES"/>
               </w:rPr>
               <w:t xml:space="preserve">                            A) </w:t>
             </w:r>
@@ -10699,6 +10335,7 @@
                     <w:rPr>
                       <w:rFonts w:ascii="Cambria Math" w:eastAsiaTheme="majorEastAsia" w:hAnsi="Cambria Math" w:cs="Arial"/>
                       <w:color w:val="000000" w:themeColor="text1"/>
+                      <w:lang w:val="es-ES"/>
                     </w:rPr>
                     <m:t>Thermomètre</m:t>
                   </m:r>
@@ -10708,8 +10345,24 @@
                 <w:rPr>
                   <w:rFonts w:ascii="Cambria Math" w:eastAsia="Arial Nova" w:hAnsi="Cambria Math" w:cs="Arial"/>
                   <w:color w:val="000000" w:themeColor="text1"/>
+                  <w:lang w:val="es-ES"/>
                 </w:rPr>
-                <m:t>=x±0,001 ℃</m:t>
+                <m:t>=</m:t>
+              </m:r>
+              <m:r>
+                <w:rPr>
+                  <w:rFonts w:ascii="Cambria Math" w:eastAsia="Arial Nova" w:hAnsi="Cambria Math" w:cs="Arial"/>
+                  <w:color w:val="000000" w:themeColor="text1"/>
+                </w:rPr>
+                <m:t>x</m:t>
+              </m:r>
+              <m:r>
+                <w:rPr>
+                  <w:rFonts w:ascii="Cambria Math" w:eastAsia="Arial Nova" w:hAnsi="Cambria Math" w:cs="Arial"/>
+                  <w:color w:val="000000" w:themeColor="text1"/>
+                  <w:lang w:val="es-ES"/>
+                </w:rPr>
+                <m:t>±0,001 ℃</m:t>
               </m:r>
             </m:oMath>
           </w:p>
@@ -10719,12 +10372,14 @@
               <w:rPr>
                 <w:rFonts w:ascii="Arial" w:eastAsia="Arial Nova" w:hAnsi="Arial" w:cs="Arial"/>
                 <w:color w:val="000000" w:themeColor="text1"/>
-              </w:rPr>
-            </w:pPr>
-            <w:r>
-              <w:rPr>
-                <w:rFonts w:ascii="Arial" w:eastAsia="Arial Nova" w:hAnsi="Arial" w:cs="Arial"/>
-                <w:color w:val="000000" w:themeColor="text1"/>
+                <w:lang w:val="es-ES"/>
+              </w:rPr>
+            </w:pPr>
+            <w:r>
+              <w:rPr>
+                <w:rFonts w:ascii="Arial" w:eastAsia="Arial Nova" w:hAnsi="Arial" w:cs="Arial"/>
+                <w:color w:val="000000" w:themeColor="text1"/>
+                <w:lang w:val="es-ES"/>
               </w:rPr>
               <w:t xml:space="preserve">                            B)  </w:t>
             </w:r>
@@ -10758,6 +10413,7 @@
                     <w:rPr>
                       <w:rFonts w:ascii="Cambria Math" w:eastAsiaTheme="majorEastAsia" w:hAnsi="Cambria Math" w:cs="Arial"/>
                       <w:color w:val="000000" w:themeColor="text1"/>
+                      <w:lang w:val="es-ES"/>
                     </w:rPr>
                     <m:t>Thermomètre</m:t>
                   </m:r>
@@ -10767,8 +10423,24 @@
                 <w:rPr>
                   <w:rFonts w:ascii="Cambria Math" w:eastAsia="Arial Nova" w:hAnsi="Cambria Math" w:cs="Arial"/>
                   <w:color w:val="000000" w:themeColor="text1"/>
+                  <w:lang w:val="es-ES"/>
                 </w:rPr>
-                <m:t>=x±10 ℃</m:t>
+                <m:t>=</m:t>
+              </m:r>
+              <m:r>
+                <w:rPr>
+                  <w:rFonts w:ascii="Cambria Math" w:eastAsia="Arial Nova" w:hAnsi="Cambria Math" w:cs="Arial"/>
+                  <w:color w:val="000000" w:themeColor="text1"/>
+                </w:rPr>
+                <m:t>x</m:t>
+              </m:r>
+              <m:r>
+                <w:rPr>
+                  <w:rFonts w:ascii="Cambria Math" w:eastAsia="Arial Nova" w:hAnsi="Cambria Math" w:cs="Arial"/>
+                  <w:color w:val="000000" w:themeColor="text1"/>
+                  <w:lang w:val="es-ES"/>
+                </w:rPr>
+                <m:t>±10 ℃</m:t>
               </m:r>
             </m:oMath>
           </w:p>
@@ -10778,12 +10450,14 @@
               <w:rPr>
                 <w:rFonts w:ascii="Arial" w:eastAsia="Arial Nova" w:hAnsi="Arial" w:cs="Arial"/>
                 <w:color w:val="000000" w:themeColor="text1"/>
-              </w:rPr>
-            </w:pPr>
-            <w:r>
-              <w:rPr>
-                <w:rFonts w:ascii="Arial" w:eastAsia="Arial Nova" w:hAnsi="Arial" w:cs="Arial"/>
-                <w:color w:val="000000" w:themeColor="text1"/>
+                <w:lang w:val="es-ES"/>
+              </w:rPr>
+            </w:pPr>
+            <w:r>
+              <w:rPr>
+                <w:rFonts w:ascii="Arial" w:eastAsia="Arial Nova" w:hAnsi="Arial" w:cs="Arial"/>
+                <w:color w:val="000000" w:themeColor="text1"/>
+                <w:lang w:val="es-ES"/>
               </w:rPr>
               <w:t xml:space="preserve">                            C)  </w:t>
             </w:r>
@@ -10817,6 +10491,7 @@
                     <w:rPr>
                       <w:rFonts w:ascii="Cambria Math" w:eastAsiaTheme="majorEastAsia" w:hAnsi="Cambria Math" w:cs="Arial"/>
                       <w:color w:val="000000" w:themeColor="text1"/>
+                      <w:lang w:val="es-ES"/>
                     </w:rPr>
                     <m:t>Thermomètre</m:t>
                   </m:r>
@@ -10826,8 +10501,24 @@
                 <w:rPr>
                   <w:rFonts w:ascii="Cambria Math" w:eastAsia="Arial Nova" w:hAnsi="Cambria Math" w:cs="Arial"/>
                   <w:color w:val="000000" w:themeColor="text1"/>
+                  <w:lang w:val="es-ES"/>
                 </w:rPr>
-                <m:t>=x±0,01 ℃</m:t>
+                <m:t>=</m:t>
+              </m:r>
+              <m:r>
+                <w:rPr>
+                  <w:rFonts w:ascii="Cambria Math" w:eastAsia="Arial Nova" w:hAnsi="Cambria Math" w:cs="Arial"/>
+                  <w:color w:val="000000" w:themeColor="text1"/>
+                </w:rPr>
+                <m:t>x</m:t>
+              </m:r>
+              <m:r>
+                <w:rPr>
+                  <w:rFonts w:ascii="Cambria Math" w:eastAsia="Arial Nova" w:hAnsi="Cambria Math" w:cs="Arial"/>
+                  <w:color w:val="000000" w:themeColor="text1"/>
+                  <w:lang w:val="es-ES"/>
+                </w:rPr>
+                <m:t>±0,01 ℃</m:t>
               </m:r>
             </m:oMath>
           </w:p>
@@ -10837,12 +10528,14 @@
               <w:rPr>
                 <w:rFonts w:ascii="Arial" w:eastAsia="Arial Nova" w:hAnsi="Arial" w:cs="Arial"/>
                 <w:color w:val="000000" w:themeColor="text1"/>
-              </w:rPr>
-            </w:pPr>
-            <w:r>
-              <w:rPr>
-                <w:rFonts w:ascii="Arial" w:eastAsia="Arial Nova" w:hAnsi="Arial" w:cs="Arial"/>
-                <w:color w:val="000000" w:themeColor="text1"/>
+                <w:lang w:val="es-ES"/>
+              </w:rPr>
+            </w:pPr>
+            <w:r>
+              <w:rPr>
+                <w:rFonts w:ascii="Arial" w:eastAsia="Arial Nova" w:hAnsi="Arial" w:cs="Arial"/>
+                <w:color w:val="000000" w:themeColor="text1"/>
+                <w:lang w:val="es-ES"/>
               </w:rPr>
               <w:t xml:space="preserve">                            D) </w:t>
             </w:r>
@@ -10876,6 +10569,7 @@
                     <w:rPr>
                       <w:rFonts w:ascii="Cambria Math" w:eastAsiaTheme="majorEastAsia" w:hAnsi="Cambria Math" w:cs="Arial"/>
                       <w:color w:val="000000" w:themeColor="text1"/>
+                      <w:lang w:val="es-ES"/>
                     </w:rPr>
                     <m:t>Thermomètre</m:t>
                   </m:r>
@@ -10885,8 +10579,24 @@
                 <w:rPr>
                   <w:rFonts w:ascii="Cambria Math" w:eastAsia="Arial Nova" w:hAnsi="Cambria Math" w:cs="Arial"/>
                   <w:color w:val="000000" w:themeColor="text1"/>
+                  <w:lang w:val="es-ES"/>
                 </w:rPr>
-                <m:t>=x±100 ℃</m:t>
+                <m:t>=</m:t>
+              </m:r>
+              <m:r>
+                <w:rPr>
+                  <w:rFonts w:ascii="Cambria Math" w:eastAsia="Arial Nova" w:hAnsi="Cambria Math" w:cs="Arial"/>
+                  <w:color w:val="000000" w:themeColor="text1"/>
+                </w:rPr>
+                <m:t>x</m:t>
+              </m:r>
+              <m:r>
+                <w:rPr>
+                  <w:rFonts w:ascii="Cambria Math" w:eastAsia="Arial Nova" w:hAnsi="Cambria Math" w:cs="Arial"/>
+                  <w:color w:val="000000" w:themeColor="text1"/>
+                  <w:lang w:val="es-ES"/>
+                </w:rPr>
+                <m:t>±100 ℃</m:t>
               </m:r>
             </m:oMath>
           </w:p>
@@ -10897,12 +10607,14 @@
               <w:rPr>
                 <w:rFonts w:ascii="Arial" w:eastAsia="Arial Nova" w:hAnsi="Arial" w:cs="Arial"/>
                 <w:color w:val="000000" w:themeColor="text1"/>
-              </w:rPr>
-            </w:pPr>
-            <w:r>
-              <w:rPr>
-                <w:rFonts w:ascii="Arial" w:eastAsia="Arial Nova" w:hAnsi="Arial" w:cs="Arial"/>
-                <w:color w:val="000000" w:themeColor="text1"/>
+                <w:lang w:val="es-ES"/>
+              </w:rPr>
+            </w:pPr>
+            <w:r>
+              <w:rPr>
+                <w:rFonts w:ascii="Arial" w:eastAsia="Arial Nova" w:hAnsi="Arial" w:cs="Arial"/>
+                <w:color w:val="000000" w:themeColor="text1"/>
+                <w:lang w:val="es-ES"/>
               </w:rPr>
               <w:t xml:space="preserve">                            E) </w:t>
             </w:r>
@@ -10936,6 +10648,7 @@
                     <w:rPr>
                       <w:rFonts w:ascii="Cambria Math" w:eastAsiaTheme="majorEastAsia" w:hAnsi="Cambria Math" w:cs="Arial"/>
                       <w:color w:val="000000" w:themeColor="text1"/>
+                      <w:lang w:val="es-ES"/>
                     </w:rPr>
                     <m:t>Thermomètre</m:t>
                   </m:r>
@@ -10945,15 +10658,37 @@
                 <w:rPr>
                   <w:rFonts w:ascii="Cambria Math" w:eastAsia="Arial Nova" w:hAnsi="Cambria Math" w:cs="Arial"/>
                   <w:color w:val="000000" w:themeColor="text1"/>
+                  <w:lang w:val="es-ES"/>
                 </w:rPr>
-                <m:t>=x±1 ℃</m:t>
+                <m:t>=</m:t>
+              </m:r>
+              <m:r>
+                <w:rPr>
+                  <w:rFonts w:ascii="Cambria Math" w:eastAsia="Arial Nova" w:hAnsi="Cambria Math" w:cs="Arial"/>
+                  <w:color w:val="000000" w:themeColor="text1"/>
+                </w:rPr>
+                <m:t>x</m:t>
+              </m:r>
+              <m:r>
+                <w:rPr>
+                  <w:rFonts w:ascii="Cambria Math" w:eastAsia="Arial Nova" w:hAnsi="Cambria Math" w:cs="Arial"/>
+                  <w:color w:val="000000" w:themeColor="text1"/>
+                  <w:lang w:val="es-ES"/>
+                </w:rPr>
+                <m:t>±1 ℃</m:t>
               </m:r>
             </m:oMath>
           </w:p>
         </w:tc>
       </w:tr>
     </w:tbl>
-    <w:p/>
+    <w:p>
+      <w:pPr>
+        <w:rPr>
+          <w:lang w:val="es-ES"/>
+        </w:rPr>
+      </w:pPr>
+    </w:p>
     <w:tbl>
       <w:tblPr>
         <w:tblStyle w:val="Grilledetableauclaire"/>
@@ -10999,6 +10734,7 @@
                 <w:b/>
                 <w:bCs/>
                 <w:color w:val="000000" w:themeColor="text1"/>
+                <w:lang w:val="es-ES"/>
               </w:rPr>
               <w:t xml:space="preserve">         </w:t>
             </w:r>
@@ -11095,12 +10831,14 @@
               <w:rPr>
                 <w:rFonts w:ascii="Arial" w:eastAsia="Arial Nova" w:hAnsi="Arial" w:cs="Arial"/>
                 <w:color w:val="000000" w:themeColor="text1"/>
-              </w:rPr>
-            </w:pPr>
-            <w:r>
-              <w:rPr>
-                <w:rFonts w:ascii="Arial" w:eastAsia="Arial Nova" w:hAnsi="Arial" w:cs="Arial"/>
-                <w:color w:val="000000" w:themeColor="text1"/>
+                <w:lang w:val="es-ES"/>
+              </w:rPr>
+            </w:pPr>
+            <w:r>
+              <w:rPr>
+                <w:rFonts w:ascii="Arial" w:eastAsia="Arial Nova" w:hAnsi="Arial" w:cs="Arial"/>
+                <w:color w:val="000000" w:themeColor="text1"/>
+                <w:lang w:val="es-ES"/>
               </w:rPr>
               <w:t xml:space="preserve">                            A) </w:t>
             </w:r>
@@ -11134,6 +10872,7 @@
                     <w:rPr>
                       <w:rFonts w:ascii="Cambria Math" w:eastAsiaTheme="majorEastAsia" w:hAnsi="Cambria Math" w:cs="Arial"/>
                       <w:color w:val="000000" w:themeColor="text1"/>
+                      <w:lang w:val="es-ES"/>
                     </w:rPr>
                     <m:t>Horloge</m:t>
                   </m:r>
@@ -11143,8 +10882,31 @@
                 <w:rPr>
                   <w:rFonts w:ascii="Cambria Math" w:eastAsia="Arial Nova" w:hAnsi="Cambria Math" w:cs="Arial"/>
                   <w:color w:val="000000" w:themeColor="text1"/>
+                  <w:lang w:val="es-ES"/>
                 </w:rPr>
-                <m:t>=x±1 s</m:t>
+                <m:t>=</m:t>
+              </m:r>
+              <m:r>
+                <w:rPr>
+                  <w:rFonts w:ascii="Cambria Math" w:eastAsia="Arial Nova" w:hAnsi="Cambria Math" w:cs="Arial"/>
+                  <w:color w:val="000000" w:themeColor="text1"/>
+                </w:rPr>
+                <m:t>x</m:t>
+              </m:r>
+              <m:r>
+                <w:rPr>
+                  <w:rFonts w:ascii="Cambria Math" w:eastAsia="Arial Nova" w:hAnsi="Cambria Math" w:cs="Arial"/>
+                  <w:color w:val="000000" w:themeColor="text1"/>
+                  <w:lang w:val="es-ES"/>
+                </w:rPr>
+                <m:t xml:space="preserve">±1 </m:t>
+              </m:r>
+              <m:r>
+                <w:rPr>
+                  <w:rFonts w:ascii="Cambria Math" w:eastAsia="Arial Nova" w:hAnsi="Cambria Math" w:cs="Arial"/>
+                  <w:color w:val="000000" w:themeColor="text1"/>
+                </w:rPr>
+                <m:t>s</m:t>
               </m:r>
             </m:oMath>
           </w:p>
@@ -11154,12 +10916,14 @@
               <w:rPr>
                 <w:rFonts w:ascii="Arial" w:eastAsia="Arial Nova" w:hAnsi="Arial" w:cs="Arial"/>
                 <w:color w:val="000000" w:themeColor="text1"/>
-              </w:rPr>
-            </w:pPr>
-            <w:r>
-              <w:rPr>
-                <w:rFonts w:ascii="Arial" w:eastAsia="Arial Nova" w:hAnsi="Arial" w:cs="Arial"/>
-                <w:color w:val="000000" w:themeColor="text1"/>
+                <w:lang w:val="es-ES"/>
+              </w:rPr>
+            </w:pPr>
+            <w:r>
+              <w:rPr>
+                <w:rFonts w:ascii="Arial" w:eastAsia="Arial Nova" w:hAnsi="Arial" w:cs="Arial"/>
+                <w:color w:val="000000" w:themeColor="text1"/>
+                <w:lang w:val="es-ES"/>
               </w:rPr>
               <w:t xml:space="preserve">                            B)  </w:t>
             </w:r>
@@ -11193,6 +10957,7 @@
                     <w:rPr>
                       <w:rFonts w:ascii="Cambria Math" w:eastAsiaTheme="majorEastAsia" w:hAnsi="Cambria Math" w:cs="Arial"/>
                       <w:color w:val="000000" w:themeColor="text1"/>
+                      <w:lang w:val="es-ES"/>
                     </w:rPr>
                     <m:t>Horloge</m:t>
                   </m:r>
@@ -11202,8 +10967,31 @@
                 <w:rPr>
                   <w:rFonts w:ascii="Cambria Math" w:eastAsia="Arial Nova" w:hAnsi="Cambria Math" w:cs="Arial"/>
                   <w:color w:val="000000" w:themeColor="text1"/>
+                  <w:lang w:val="es-ES"/>
                 </w:rPr>
-                <m:t>=x±0,1 s</m:t>
+                <m:t>=</m:t>
+              </m:r>
+              <m:r>
+                <w:rPr>
+                  <w:rFonts w:ascii="Cambria Math" w:eastAsia="Arial Nova" w:hAnsi="Cambria Math" w:cs="Arial"/>
+                  <w:color w:val="000000" w:themeColor="text1"/>
+                </w:rPr>
+                <m:t>x</m:t>
+              </m:r>
+              <m:r>
+                <w:rPr>
+                  <w:rFonts w:ascii="Cambria Math" w:eastAsia="Arial Nova" w:hAnsi="Cambria Math" w:cs="Arial"/>
+                  <w:color w:val="000000" w:themeColor="text1"/>
+                  <w:lang w:val="es-ES"/>
+                </w:rPr>
+                <m:t xml:space="preserve">±0,1 </m:t>
+              </m:r>
+              <m:r>
+                <w:rPr>
+                  <w:rFonts w:ascii="Cambria Math" w:eastAsia="Arial Nova" w:hAnsi="Cambria Math" w:cs="Arial"/>
+                  <w:color w:val="000000" w:themeColor="text1"/>
+                </w:rPr>
+                <m:t>s</m:t>
               </m:r>
             </m:oMath>
           </w:p>
@@ -11213,12 +11001,14 @@
               <w:rPr>
                 <w:rFonts w:ascii="Arial" w:eastAsia="Arial Nova" w:hAnsi="Arial" w:cs="Arial"/>
                 <w:color w:val="000000" w:themeColor="text1"/>
-              </w:rPr>
-            </w:pPr>
-            <w:r>
-              <w:rPr>
-                <w:rFonts w:ascii="Arial" w:eastAsia="Arial Nova" w:hAnsi="Arial" w:cs="Arial"/>
-                <w:color w:val="000000" w:themeColor="text1"/>
+                <w:lang w:val="es-ES"/>
+              </w:rPr>
+            </w:pPr>
+            <w:r>
+              <w:rPr>
+                <w:rFonts w:ascii="Arial" w:eastAsia="Arial Nova" w:hAnsi="Arial" w:cs="Arial"/>
+                <w:color w:val="000000" w:themeColor="text1"/>
+                <w:lang w:val="es-ES"/>
               </w:rPr>
               <w:t xml:space="preserve">                            C)  </w:t>
             </w:r>
@@ -11252,6 +11042,7 @@
                     <w:rPr>
                       <w:rFonts w:ascii="Cambria Math" w:eastAsiaTheme="majorEastAsia" w:hAnsi="Cambria Math" w:cs="Arial"/>
                       <w:color w:val="000000" w:themeColor="text1"/>
+                      <w:lang w:val="es-ES"/>
                     </w:rPr>
                     <m:t>Horloge</m:t>
                   </m:r>
@@ -11261,8 +11052,31 @@
                 <w:rPr>
                   <w:rFonts w:ascii="Cambria Math" w:eastAsia="Arial Nova" w:hAnsi="Cambria Math" w:cs="Arial"/>
                   <w:color w:val="000000" w:themeColor="text1"/>
+                  <w:lang w:val="es-ES"/>
                 </w:rPr>
-                <m:t>=x±10 s</m:t>
+                <m:t>=</m:t>
+              </m:r>
+              <m:r>
+                <w:rPr>
+                  <w:rFonts w:ascii="Cambria Math" w:eastAsia="Arial Nova" w:hAnsi="Cambria Math" w:cs="Arial"/>
+                  <w:color w:val="000000" w:themeColor="text1"/>
+                </w:rPr>
+                <m:t>x</m:t>
+              </m:r>
+              <m:r>
+                <w:rPr>
+                  <w:rFonts w:ascii="Cambria Math" w:eastAsia="Arial Nova" w:hAnsi="Cambria Math" w:cs="Arial"/>
+                  <w:color w:val="000000" w:themeColor="text1"/>
+                  <w:lang w:val="es-ES"/>
+                </w:rPr>
+                <m:t xml:space="preserve">±10 </m:t>
+              </m:r>
+              <m:r>
+                <w:rPr>
+                  <w:rFonts w:ascii="Cambria Math" w:eastAsia="Arial Nova" w:hAnsi="Cambria Math" w:cs="Arial"/>
+                  <w:color w:val="000000" w:themeColor="text1"/>
+                </w:rPr>
+                <m:t>s</m:t>
               </m:r>
             </m:oMath>
           </w:p>
@@ -11272,12 +11086,14 @@
               <w:rPr>
                 <w:rFonts w:ascii="Arial" w:eastAsia="Arial Nova" w:hAnsi="Arial" w:cs="Arial"/>
                 <w:color w:val="000000" w:themeColor="text1"/>
-              </w:rPr>
-            </w:pPr>
-            <w:r>
-              <w:rPr>
-                <w:rFonts w:ascii="Arial" w:eastAsia="Arial Nova" w:hAnsi="Arial" w:cs="Arial"/>
-                <w:color w:val="000000" w:themeColor="text1"/>
+                <w:lang w:val="es-ES"/>
+              </w:rPr>
+            </w:pPr>
+            <w:r>
+              <w:rPr>
+                <w:rFonts w:ascii="Arial" w:eastAsia="Arial Nova" w:hAnsi="Arial" w:cs="Arial"/>
+                <w:color w:val="000000" w:themeColor="text1"/>
+                <w:lang w:val="es-ES"/>
               </w:rPr>
               <w:t xml:space="preserve">                            D) </w:t>
             </w:r>
@@ -11311,6 +11127,7 @@
                     <w:rPr>
                       <w:rFonts w:ascii="Cambria Math" w:eastAsiaTheme="majorEastAsia" w:hAnsi="Cambria Math" w:cs="Arial"/>
                       <w:color w:val="000000" w:themeColor="text1"/>
+                      <w:lang w:val="es-ES"/>
                     </w:rPr>
                     <m:t>Horloge</m:t>
                   </m:r>
@@ -11320,8 +11137,31 @@
                 <w:rPr>
                   <w:rFonts w:ascii="Cambria Math" w:eastAsia="Arial Nova" w:hAnsi="Cambria Math" w:cs="Arial"/>
                   <w:color w:val="000000" w:themeColor="text1"/>
+                  <w:lang w:val="es-ES"/>
                 </w:rPr>
-                <m:t>=x±0,01 s</m:t>
+                <m:t>=</m:t>
+              </m:r>
+              <m:r>
+                <w:rPr>
+                  <w:rFonts w:ascii="Cambria Math" w:eastAsia="Arial Nova" w:hAnsi="Cambria Math" w:cs="Arial"/>
+                  <w:color w:val="000000" w:themeColor="text1"/>
+                </w:rPr>
+                <m:t>x</m:t>
+              </m:r>
+              <m:r>
+                <w:rPr>
+                  <w:rFonts w:ascii="Cambria Math" w:eastAsia="Arial Nova" w:hAnsi="Cambria Math" w:cs="Arial"/>
+                  <w:color w:val="000000" w:themeColor="text1"/>
+                  <w:lang w:val="es-ES"/>
+                </w:rPr>
+                <m:t xml:space="preserve">±0,01 </m:t>
+              </m:r>
+              <m:r>
+                <w:rPr>
+                  <w:rFonts w:ascii="Cambria Math" w:eastAsia="Arial Nova" w:hAnsi="Cambria Math" w:cs="Arial"/>
+                  <w:color w:val="000000" w:themeColor="text1"/>
+                </w:rPr>
+                <m:t>s</m:t>
               </m:r>
             </m:oMath>
           </w:p>
@@ -11331,12 +11171,14 @@
               <w:rPr>
                 <w:rFonts w:ascii="Arial" w:eastAsiaTheme="majorEastAsia" w:hAnsi="Arial" w:cs="Arial"/>
                 <w:color w:val="000000" w:themeColor="text1"/>
-              </w:rPr>
-            </w:pPr>
-            <w:r>
-              <w:rPr>
-                <w:rFonts w:ascii="Arial" w:eastAsia="Arial Nova" w:hAnsi="Arial" w:cs="Arial"/>
-                <w:color w:val="000000" w:themeColor="text1"/>
+                <w:lang w:val="es-ES"/>
+              </w:rPr>
+            </w:pPr>
+            <w:r>
+              <w:rPr>
+                <w:rFonts w:ascii="Arial" w:eastAsia="Arial Nova" w:hAnsi="Arial" w:cs="Arial"/>
+                <w:color w:val="000000" w:themeColor="text1"/>
+                <w:lang w:val="es-ES"/>
               </w:rPr>
               <w:t xml:space="preserve">                            E) </w:t>
             </w:r>
@@ -11370,6 +11212,7 @@
                     <w:rPr>
                       <w:rFonts w:ascii="Cambria Math" w:eastAsiaTheme="majorEastAsia" w:hAnsi="Cambria Math" w:cs="Arial"/>
                       <w:color w:val="000000" w:themeColor="text1"/>
+                      <w:lang w:val="es-ES"/>
                     </w:rPr>
                     <m:t>Horloge</m:t>
                   </m:r>
@@ -11379,8 +11222,31 @@
                 <w:rPr>
                   <w:rFonts w:ascii="Cambria Math" w:eastAsia="Arial Nova" w:hAnsi="Cambria Math" w:cs="Arial"/>
                   <w:color w:val="000000" w:themeColor="text1"/>
+                  <w:lang w:val="es-ES"/>
                 </w:rPr>
-                <m:t>=x±100 s</m:t>
+                <m:t>=</m:t>
+              </m:r>
+              <m:r>
+                <w:rPr>
+                  <w:rFonts w:ascii="Cambria Math" w:eastAsia="Arial Nova" w:hAnsi="Cambria Math" w:cs="Arial"/>
+                  <w:color w:val="000000" w:themeColor="text1"/>
+                </w:rPr>
+                <m:t>x</m:t>
+              </m:r>
+              <m:r>
+                <w:rPr>
+                  <w:rFonts w:ascii="Cambria Math" w:eastAsia="Arial Nova" w:hAnsi="Cambria Math" w:cs="Arial"/>
+                  <w:color w:val="000000" w:themeColor="text1"/>
+                  <w:lang w:val="es-ES"/>
+                </w:rPr>
+                <m:t xml:space="preserve">±100 </m:t>
+              </m:r>
+              <m:r>
+                <w:rPr>
+                  <w:rFonts w:ascii="Cambria Math" w:eastAsia="Arial Nova" w:hAnsi="Cambria Math" w:cs="Arial"/>
+                  <w:color w:val="000000" w:themeColor="text1"/>
+                </w:rPr>
+                <m:t>s</m:t>
               </m:r>
             </m:oMath>
           </w:p>
@@ -11525,12 +11391,14 @@
               <w:rPr>
                 <w:rFonts w:ascii="Arial" w:eastAsia="Arial Nova" w:hAnsi="Arial" w:cs="Arial"/>
                 <w:color w:val="000000" w:themeColor="text1"/>
-              </w:rPr>
-            </w:pPr>
-            <w:r>
-              <w:rPr>
-                <w:rFonts w:ascii="Arial" w:eastAsia="Arial Nova" w:hAnsi="Arial" w:cs="Arial"/>
-                <w:color w:val="000000" w:themeColor="text1"/>
+                <w:lang w:val="es-ES"/>
+              </w:rPr>
+            </w:pPr>
+            <w:r>
+              <w:rPr>
+                <w:rFonts w:ascii="Arial" w:eastAsia="Arial Nova" w:hAnsi="Arial" w:cs="Arial"/>
+                <w:color w:val="000000" w:themeColor="text1"/>
+                <w:lang w:val="es-ES"/>
               </w:rPr>
               <w:t xml:space="preserve">                            A) </w:t>
             </w:r>
@@ -11564,6 +11432,7 @@
                     <w:rPr>
                       <w:rFonts w:ascii="Cambria Math" w:eastAsiaTheme="majorEastAsia" w:hAnsi="Cambria Math" w:cs="Arial"/>
                       <w:color w:val="000000" w:themeColor="text1"/>
+                      <w:lang w:val="es-ES"/>
                     </w:rPr>
                     <m:t>Balance</m:t>
                   </m:r>
@@ -11573,8 +11442,31 @@
                 <w:rPr>
                   <w:rFonts w:ascii="Cambria Math" w:eastAsia="Arial Nova" w:hAnsi="Cambria Math" w:cs="Arial"/>
                   <w:color w:val="000000" w:themeColor="text1"/>
+                  <w:lang w:val="es-ES"/>
                 </w:rPr>
-                <m:t>=x±0,1 g</m:t>
+                <m:t>=</m:t>
+              </m:r>
+              <m:r>
+                <w:rPr>
+                  <w:rFonts w:ascii="Cambria Math" w:eastAsia="Arial Nova" w:hAnsi="Cambria Math" w:cs="Arial"/>
+                  <w:color w:val="000000" w:themeColor="text1"/>
+                </w:rPr>
+                <m:t>x</m:t>
+              </m:r>
+              <m:r>
+                <w:rPr>
+                  <w:rFonts w:ascii="Cambria Math" w:eastAsia="Arial Nova" w:hAnsi="Cambria Math" w:cs="Arial"/>
+                  <w:color w:val="000000" w:themeColor="text1"/>
+                  <w:lang w:val="es-ES"/>
+                </w:rPr>
+                <m:t xml:space="preserve">±0,1 </m:t>
+              </m:r>
+              <m:r>
+                <w:rPr>
+                  <w:rFonts w:ascii="Cambria Math" w:eastAsia="Arial Nova" w:hAnsi="Cambria Math" w:cs="Arial"/>
+                  <w:color w:val="000000" w:themeColor="text1"/>
+                </w:rPr>
+                <m:t>g</m:t>
               </m:r>
             </m:oMath>
           </w:p>
@@ -11585,12 +11477,14 @@
               <w:rPr>
                 <w:rFonts w:ascii="Arial" w:eastAsia="Arial Nova" w:hAnsi="Arial" w:cs="Arial"/>
                 <w:color w:val="000000" w:themeColor="text1"/>
-              </w:rPr>
-            </w:pPr>
-            <w:r>
-              <w:rPr>
-                <w:rFonts w:ascii="Arial" w:eastAsia="Arial Nova" w:hAnsi="Arial" w:cs="Arial"/>
-                <w:color w:val="000000" w:themeColor="text1"/>
+                <w:lang w:val="es-ES"/>
+              </w:rPr>
+            </w:pPr>
+            <w:r>
+              <w:rPr>
+                <w:rFonts w:ascii="Arial" w:eastAsia="Arial Nova" w:hAnsi="Arial" w:cs="Arial"/>
+                <w:color w:val="000000" w:themeColor="text1"/>
+                <w:lang w:val="es-ES"/>
               </w:rPr>
               <w:t xml:space="preserve">                            B) </w:t>
             </w:r>
@@ -11624,6 +11518,7 @@
                     <w:rPr>
                       <w:rFonts w:ascii="Cambria Math" w:eastAsiaTheme="majorEastAsia" w:hAnsi="Cambria Math" w:cs="Arial"/>
                       <w:color w:val="000000" w:themeColor="text1"/>
+                      <w:lang w:val="es-ES"/>
                     </w:rPr>
                     <m:t>Balance</m:t>
                   </m:r>
@@ -11633,8 +11528,31 @@
                 <w:rPr>
                   <w:rFonts w:ascii="Cambria Math" w:eastAsia="Arial Nova" w:hAnsi="Cambria Math" w:cs="Arial"/>
                   <w:color w:val="000000" w:themeColor="text1"/>
+                  <w:lang w:val="es-ES"/>
                 </w:rPr>
-                <m:t>=x±10 g</m:t>
+                <m:t>=</m:t>
+              </m:r>
+              <m:r>
+                <w:rPr>
+                  <w:rFonts w:ascii="Cambria Math" w:eastAsia="Arial Nova" w:hAnsi="Cambria Math" w:cs="Arial"/>
+                  <w:color w:val="000000" w:themeColor="text1"/>
+                </w:rPr>
+                <m:t>x</m:t>
+              </m:r>
+              <m:r>
+                <w:rPr>
+                  <w:rFonts w:ascii="Cambria Math" w:eastAsia="Arial Nova" w:hAnsi="Cambria Math" w:cs="Arial"/>
+                  <w:color w:val="000000" w:themeColor="text1"/>
+                  <w:lang w:val="es-ES"/>
+                </w:rPr>
+                <m:t xml:space="preserve">±10 </m:t>
+              </m:r>
+              <m:r>
+                <w:rPr>
+                  <w:rFonts w:ascii="Cambria Math" w:eastAsia="Arial Nova" w:hAnsi="Cambria Math" w:cs="Arial"/>
+                  <w:color w:val="000000" w:themeColor="text1"/>
+                </w:rPr>
+                <m:t>g</m:t>
               </m:r>
             </m:oMath>
           </w:p>
@@ -11644,12 +11562,14 @@
               <w:rPr>
                 <w:rFonts w:ascii="Arial" w:eastAsia="Arial Nova" w:hAnsi="Arial" w:cs="Arial"/>
                 <w:color w:val="000000" w:themeColor="text1"/>
-              </w:rPr>
-            </w:pPr>
-            <w:r>
-              <w:rPr>
-                <w:rFonts w:ascii="Arial" w:eastAsia="Arial Nova" w:hAnsi="Arial" w:cs="Arial"/>
-                <w:color w:val="000000" w:themeColor="text1"/>
+                <w:lang w:val="es-ES"/>
+              </w:rPr>
+            </w:pPr>
+            <w:r>
+              <w:rPr>
+                <w:rFonts w:ascii="Arial" w:eastAsia="Arial Nova" w:hAnsi="Arial" w:cs="Arial"/>
+                <w:color w:val="000000" w:themeColor="text1"/>
+                <w:lang w:val="es-ES"/>
               </w:rPr>
               <w:t xml:space="preserve">                            C)  </w:t>
             </w:r>
@@ -11683,6 +11603,7 @@
                     <w:rPr>
                       <w:rFonts w:ascii="Cambria Math" w:eastAsiaTheme="majorEastAsia" w:hAnsi="Cambria Math" w:cs="Arial"/>
                       <w:color w:val="000000" w:themeColor="text1"/>
+                      <w:lang w:val="es-ES"/>
                     </w:rPr>
                     <m:t>Balance</m:t>
                   </m:r>
@@ -11692,8 +11613,31 @@
                 <w:rPr>
                   <w:rFonts w:ascii="Cambria Math" w:eastAsia="Arial Nova" w:hAnsi="Cambria Math" w:cs="Arial"/>
                   <w:color w:val="000000" w:themeColor="text1"/>
+                  <w:lang w:val="es-ES"/>
                 </w:rPr>
-                <m:t>=x±100 g</m:t>
+                <m:t>=</m:t>
+              </m:r>
+              <m:r>
+                <w:rPr>
+                  <w:rFonts w:ascii="Cambria Math" w:eastAsia="Arial Nova" w:hAnsi="Cambria Math" w:cs="Arial"/>
+                  <w:color w:val="000000" w:themeColor="text1"/>
+                </w:rPr>
+                <m:t>x</m:t>
+              </m:r>
+              <m:r>
+                <w:rPr>
+                  <w:rFonts w:ascii="Cambria Math" w:eastAsia="Arial Nova" w:hAnsi="Cambria Math" w:cs="Arial"/>
+                  <w:color w:val="000000" w:themeColor="text1"/>
+                  <w:lang w:val="es-ES"/>
+                </w:rPr>
+                <m:t xml:space="preserve">±100 </m:t>
+              </m:r>
+              <m:r>
+                <w:rPr>
+                  <w:rFonts w:ascii="Cambria Math" w:eastAsia="Arial Nova" w:hAnsi="Cambria Math" w:cs="Arial"/>
+                  <w:color w:val="000000" w:themeColor="text1"/>
+                </w:rPr>
+                <m:t>g</m:t>
               </m:r>
             </m:oMath>
           </w:p>
@@ -11703,12 +11647,14 @@
               <w:rPr>
                 <w:rFonts w:ascii="Arial" w:eastAsia="Arial Nova" w:hAnsi="Arial" w:cs="Arial"/>
                 <w:color w:val="000000" w:themeColor="text1"/>
-              </w:rPr>
-            </w:pPr>
-            <w:r>
-              <w:rPr>
-                <w:rFonts w:ascii="Arial" w:eastAsia="Arial Nova" w:hAnsi="Arial" w:cs="Arial"/>
-                <w:color w:val="000000" w:themeColor="text1"/>
+                <w:lang w:val="es-ES"/>
+              </w:rPr>
+            </w:pPr>
+            <w:r>
+              <w:rPr>
+                <w:rFonts w:ascii="Arial" w:eastAsia="Arial Nova" w:hAnsi="Arial" w:cs="Arial"/>
+                <w:color w:val="000000" w:themeColor="text1"/>
+                <w:lang w:val="es-ES"/>
               </w:rPr>
               <w:t xml:space="preserve">                            D) </w:t>
             </w:r>
@@ -11742,6 +11688,7 @@
                     <w:rPr>
                       <w:rFonts w:ascii="Cambria Math" w:eastAsiaTheme="majorEastAsia" w:hAnsi="Cambria Math" w:cs="Arial"/>
                       <w:color w:val="000000" w:themeColor="text1"/>
+                      <w:lang w:val="es-ES"/>
                     </w:rPr>
                     <m:t>Balance</m:t>
                   </m:r>
@@ -11751,8 +11698,31 @@
                 <w:rPr>
                   <w:rFonts w:ascii="Cambria Math" w:eastAsia="Arial Nova" w:hAnsi="Cambria Math" w:cs="Arial"/>
                   <w:color w:val="000000" w:themeColor="text1"/>
+                  <w:lang w:val="es-ES"/>
                 </w:rPr>
-                <m:t>=x±0,01 g</m:t>
+                <m:t>=</m:t>
+              </m:r>
+              <m:r>
+                <w:rPr>
+                  <w:rFonts w:ascii="Cambria Math" w:eastAsia="Arial Nova" w:hAnsi="Cambria Math" w:cs="Arial"/>
+                  <w:color w:val="000000" w:themeColor="text1"/>
+                </w:rPr>
+                <m:t>x</m:t>
+              </m:r>
+              <m:r>
+                <w:rPr>
+                  <w:rFonts w:ascii="Cambria Math" w:eastAsia="Arial Nova" w:hAnsi="Cambria Math" w:cs="Arial"/>
+                  <w:color w:val="000000" w:themeColor="text1"/>
+                  <w:lang w:val="es-ES"/>
+                </w:rPr>
+                <m:t xml:space="preserve">±0,01 </m:t>
+              </m:r>
+              <m:r>
+                <w:rPr>
+                  <w:rFonts w:ascii="Cambria Math" w:eastAsia="Arial Nova" w:hAnsi="Cambria Math" w:cs="Arial"/>
+                  <w:color w:val="000000" w:themeColor="text1"/>
+                </w:rPr>
+                <m:t>g</m:t>
               </m:r>
             </m:oMath>
           </w:p>
@@ -11762,21 +11732,16 @@
               <w:rPr>
                 <w:rFonts w:ascii="Arial" w:eastAsia="Arial Nova" w:hAnsi="Arial" w:cs="Arial"/>
                 <w:color w:val="000000" w:themeColor="text1"/>
-              </w:rPr>
-            </w:pPr>
-            <w:r>
-              <w:rPr>
-                <w:rFonts w:ascii="Arial" w:eastAsia="Arial Nova" w:hAnsi="Arial" w:cs="Arial"/>
-                <w:color w:val="000000" w:themeColor="text1"/>
-              </w:rPr>
-              <w:t xml:space="preserve">                            </w:t>
-            </w:r>
-            <w:r>
-              <w:rPr>
-                <w:rFonts w:ascii="Arial" w:eastAsia="Arial Nova" w:hAnsi="Arial" w:cs="Arial"/>
-                <w:color w:val="000000" w:themeColor="text1"/>
-              </w:rPr>
-              <w:t xml:space="preserve">E) </w:t>
+                <w:lang w:val="es-ES"/>
+              </w:rPr>
+            </w:pPr>
+            <w:r>
+              <w:rPr>
+                <w:rFonts w:ascii="Arial" w:eastAsia="Arial Nova" w:hAnsi="Arial" w:cs="Arial"/>
+                <w:color w:val="000000" w:themeColor="text1"/>
+                <w:lang w:val="es-ES"/>
+              </w:rPr>
+              <w:t xml:space="preserve">                            E) </w:t>
             </w:r>
             <m:oMath>
               <m:sSub>
@@ -11808,6 +11773,7 @@
                     <w:rPr>
                       <w:rFonts w:ascii="Cambria Math" w:eastAsiaTheme="majorEastAsia" w:hAnsi="Cambria Math" w:cs="Arial"/>
                       <w:color w:val="000000" w:themeColor="text1"/>
+                      <w:lang w:val="es-ES"/>
                     </w:rPr>
                     <m:t>Balance</m:t>
                   </m:r>
@@ -11817,8 +11783,31 @@
                 <w:rPr>
                   <w:rFonts w:ascii="Cambria Math" w:eastAsia="Arial Nova" w:hAnsi="Cambria Math" w:cs="Arial"/>
                   <w:color w:val="000000" w:themeColor="text1"/>
+                  <w:lang w:val="es-ES"/>
                 </w:rPr>
-                <m:t>=x±1000 g</m:t>
+                <m:t>=</m:t>
+              </m:r>
+              <m:r>
+                <w:rPr>
+                  <w:rFonts w:ascii="Cambria Math" w:eastAsia="Arial Nova" w:hAnsi="Cambria Math" w:cs="Arial"/>
+                  <w:color w:val="000000" w:themeColor="text1"/>
+                </w:rPr>
+                <m:t>x</m:t>
+              </m:r>
+              <m:r>
+                <w:rPr>
+                  <w:rFonts w:ascii="Cambria Math" w:eastAsia="Arial Nova" w:hAnsi="Cambria Math" w:cs="Arial"/>
+                  <w:color w:val="000000" w:themeColor="text1"/>
+                  <w:lang w:val="es-ES"/>
+                </w:rPr>
+                <m:t xml:space="preserve">±1000 </m:t>
+              </m:r>
+              <m:r>
+                <w:rPr>
+                  <w:rFonts w:ascii="Cambria Math" w:eastAsia="Arial Nova" w:hAnsi="Cambria Math" w:cs="Arial"/>
+                  <w:color w:val="000000" w:themeColor="text1"/>
+                </w:rPr>
+                <m:t>g</m:t>
               </m:r>
             </m:oMath>
           </w:p>
@@ -11832,6 +11821,7 @@
           <w:b/>
           <w:bCs/>
           <w:color w:val="000000" w:themeColor="text1"/>
+          <w:lang w:val="es-ES"/>
         </w:rPr>
       </w:pPr>
     </w:p>
